--- a/Pocket-Buddy_Mobile/Pocket_buddy_ReactNative_Doc.docx
+++ b/Pocket-Buddy_Mobile/Pocket_buddy_ReactNative_Doc.docx
@@ -446,8 +446,18 @@
           <w:szCs w:val="40"/>
         </w:rPr>
         <w:tab/>
-        <w:t>Bhoomi Chavada</w:t>
-      </w:r>
+        <w:t xml:space="preserve">Bhoomi </w:t>
+      </w:r>
+      <w:proofErr w:type="spellStart"/>
+      <w:r>
+        <w:rPr>
+          <w:rFonts w:ascii="Times New Roman" w:hAnsi="Times New Roman" w:cs="Times New Roman"/>
+          <w:sz w:val="40"/>
+          <w:szCs w:val="40"/>
+        </w:rPr>
+        <w:t>Chavada</w:t>
+      </w:r>
+      <w:proofErr w:type="spellEnd"/>
     </w:p>
     <w:p>
       <w:pPr>
@@ -1156,9 +1166,8 @@
           <w:b/>
           <w:sz w:val="24"/>
           <w:szCs w:val="24"/>
-          <w:u w:val="single"/>
-        </w:rPr>
-        <w:t>Anurag Jobanputra</w:t>
+        </w:rPr>
+        <w:t xml:space="preserve">Anurag Jobanputra   </w:t>
       </w:r>
       <w:r>
         <w:rPr>
@@ -1167,7 +1176,25 @@
           <w:sz w:val="24"/>
           <w:szCs w:val="24"/>
         </w:rPr>
-        <w:t xml:space="preserve">                                                                              Dr.</w:t>
+        <w:t xml:space="preserve">                                </w:t>
+      </w:r>
+      <w:r>
+        <w:rPr>
+          <w:rFonts w:ascii="Times New Roman" w:hAnsi="Times New Roman" w:cs="Times New Roman"/>
+          <w:b/>
+          <w:sz w:val="24"/>
+          <w:szCs w:val="24"/>
+        </w:rPr>
+        <w:t xml:space="preserve">    </w:t>
+      </w:r>
+      <w:r>
+        <w:rPr>
+          <w:rFonts w:ascii="Times New Roman" w:hAnsi="Times New Roman" w:cs="Times New Roman"/>
+          <w:b/>
+          <w:sz w:val="24"/>
+          <w:szCs w:val="24"/>
+        </w:rPr>
+        <w:t xml:space="preserve">              Dr.</w:t>
       </w:r>
       <w:r>
         <w:rPr>
@@ -1198,6 +1225,7 @@
         </w:rPr>
         <w:t xml:space="preserve"> </w:t>
       </w:r>
+      <w:proofErr w:type="spellStart"/>
       <w:r>
         <w:rPr>
           <w:rFonts w:ascii="Times New Roman" w:hAnsi="Times New Roman" w:cs="Times New Roman"/>
@@ -1205,7 +1233,17 @@
           <w:sz w:val="24"/>
           <w:szCs w:val="24"/>
         </w:rPr>
-        <w:t xml:space="preserve">Gahalawat </w:t>
+        <w:t>Gahalawat</w:t>
+      </w:r>
+      <w:proofErr w:type="spellEnd"/>
+      <w:r>
+        <w:rPr>
+          <w:rFonts w:ascii="Times New Roman" w:hAnsi="Times New Roman" w:cs="Times New Roman"/>
+          <w:b/>
+          <w:sz w:val="24"/>
+          <w:szCs w:val="24"/>
+        </w:rPr>
+        <w:t xml:space="preserve"> </w:t>
       </w:r>
     </w:p>
     <w:p>
@@ -1757,8 +1795,20 @@
           <w:szCs w:val="24"/>
           <w:u w:val="single"/>
         </w:rPr>
-        <w:t xml:space="preserve"> Bhoomi Chavada</w:t>
-      </w:r>
+        <w:t xml:space="preserve"> Bhoomi </w:t>
+      </w:r>
+      <w:proofErr w:type="spellStart"/>
+      <w:r>
+        <w:rPr>
+          <w:rFonts w:ascii="Times New Roman" w:hAnsi="Times New Roman" w:cs="Times New Roman"/>
+          <w:b/>
+          <w:sz w:val="24"/>
+          <w:szCs w:val="24"/>
+          <w:u w:val="single"/>
+        </w:rPr>
+        <w:t>Chavada</w:t>
+      </w:r>
+      <w:proofErr w:type="spellEnd"/>
       <w:r>
         <w:rPr>
           <w:rFonts w:ascii="Times New Roman" w:hAnsi="Times New Roman" w:cs="Times New Roman"/>
@@ -2071,7 +2121,6 @@
           <w:b/>
           <w:sz w:val="24"/>
           <w:szCs w:val="24"/>
-          <w:u w:val="single"/>
         </w:rPr>
         <w:t>Anurag Jobanputra</w:t>
       </w:r>
@@ -2082,7 +2131,34 @@
           <w:sz w:val="24"/>
           <w:szCs w:val="24"/>
         </w:rPr>
-        <w:t xml:space="preserve">                                                                              Dr.</w:t>
+        <w:t xml:space="preserve">                                             </w:t>
+      </w:r>
+      <w:r>
+        <w:rPr>
+          <w:rFonts w:ascii="Times New Roman" w:hAnsi="Times New Roman" w:cs="Times New Roman"/>
+          <w:b/>
+          <w:sz w:val="24"/>
+          <w:szCs w:val="24"/>
+        </w:rPr>
+        <w:t xml:space="preserve"> </w:t>
+      </w:r>
+      <w:r>
+        <w:rPr>
+          <w:rFonts w:ascii="Times New Roman" w:hAnsi="Times New Roman" w:cs="Times New Roman"/>
+          <w:b/>
+          <w:sz w:val="24"/>
+          <w:szCs w:val="24"/>
+        </w:rPr>
+        <w:t xml:space="preserve">  </w:t>
+      </w:r>
+      <w:r>
+        <w:rPr>
+          <w:rFonts w:ascii="Times New Roman" w:hAnsi="Times New Roman" w:cs="Times New Roman"/>
+          <w:b/>
+          <w:sz w:val="24"/>
+          <w:szCs w:val="24"/>
+        </w:rPr>
+        <w:t xml:space="preserve">     Dr.</w:t>
       </w:r>
       <w:r>
         <w:rPr>
@@ -2113,6 +2189,7 @@
         </w:rPr>
         <w:t xml:space="preserve"> </w:t>
       </w:r>
+      <w:proofErr w:type="spellStart"/>
       <w:r>
         <w:rPr>
           <w:rFonts w:ascii="Times New Roman" w:hAnsi="Times New Roman" w:cs="Times New Roman"/>
@@ -2120,7 +2197,17 @@
           <w:sz w:val="24"/>
           <w:szCs w:val="24"/>
         </w:rPr>
-        <w:t xml:space="preserve">Gahalawat </w:t>
+        <w:t>Gahalawat</w:t>
+      </w:r>
+      <w:proofErr w:type="spellEnd"/>
+      <w:r>
+        <w:rPr>
+          <w:rFonts w:ascii="Times New Roman" w:hAnsi="Times New Roman" w:cs="Times New Roman"/>
+          <w:b/>
+          <w:sz w:val="24"/>
+          <w:szCs w:val="24"/>
+        </w:rPr>
+        <w:t xml:space="preserve"> </w:t>
       </w:r>
     </w:p>
     <w:p>
@@ -5564,7 +5651,27 @@
           <w:szCs w:val="24"/>
           <w:lang w:bidi="ar-SA"/>
         </w:rPr>
-        <w:t>This document explains the Pocket Buddy project, its features, and how it works. It covers the main parts of the system, including the frontend, backend, and how users interact with the platform.</w:t>
+        <w:t xml:space="preserve">This document explains the Pocket Buddy project, its features, and how it works. It covers the main parts of the system, including the </w:t>
+      </w:r>
+      <w:proofErr w:type="gramStart"/>
+      <w:r>
+        <w:rPr>
+          <w:rFonts w:ascii="Times New Roman" w:eastAsia="Times New Roman" w:hAnsi="Times New Roman" w:cs="Times New Roman"/>
+          <w:sz w:val="24"/>
+          <w:szCs w:val="24"/>
+          <w:lang w:bidi="ar-SA"/>
+        </w:rPr>
+        <w:t>frontend</w:t>
+      </w:r>
+      <w:proofErr w:type="gramEnd"/>
+      <w:r>
+        <w:rPr>
+          <w:rFonts w:ascii="Times New Roman" w:eastAsia="Times New Roman" w:hAnsi="Times New Roman" w:cs="Times New Roman"/>
+          <w:sz w:val="24"/>
+          <w:szCs w:val="24"/>
+          <w:lang w:bidi="ar-SA"/>
+        </w:rPr>
+        <w:t>, backend, and how users interact with the platform.</w:t>
       </w:r>
     </w:p>
     <w:p>
@@ -5794,7 +5901,39 @@
           <w:rFonts w:ascii="Times New Roman" w:hAnsi="Times New Roman" w:cs="Times New Roman"/>
           <w:sz w:val="24"/>
         </w:rPr>
-        <w:t>The lack of a unified system for restaurant offers creates inefficiency for both users and businesses. Users must browse multiple platforms to find deals, Restaurant owners also face challenges in reaching their target audience effectively.. Pocket Buddy solves this by providing a centralized mobile application for easy offer discovery and management.</w:t>
+        <w:t xml:space="preserve">The lack of a unified system for restaurant offers creates inefficiency for both users and businesses. Users must browse multiple platforms to find </w:t>
+      </w:r>
+      <w:proofErr w:type="gramStart"/>
+      <w:r>
+        <w:rPr>
+          <w:rFonts w:ascii="Times New Roman" w:hAnsi="Times New Roman" w:cs="Times New Roman"/>
+          <w:sz w:val="24"/>
+        </w:rPr>
+        <w:t>deals,</w:t>
+      </w:r>
+      <w:proofErr w:type="gramEnd"/>
+      <w:r>
+        <w:rPr>
+          <w:rFonts w:ascii="Times New Roman" w:hAnsi="Times New Roman" w:cs="Times New Roman"/>
+          <w:sz w:val="24"/>
+        </w:rPr>
+        <w:t xml:space="preserve"> Restaurant owners also face challenges in reaching their target audience </w:t>
+      </w:r>
+      <w:proofErr w:type="gramStart"/>
+      <w:r>
+        <w:rPr>
+          <w:rFonts w:ascii="Times New Roman" w:hAnsi="Times New Roman" w:cs="Times New Roman"/>
+          <w:sz w:val="24"/>
+        </w:rPr>
+        <w:t>effectively..</w:t>
+      </w:r>
+      <w:proofErr w:type="gramEnd"/>
+      <w:r>
+        <w:rPr>
+          <w:rFonts w:ascii="Times New Roman" w:hAnsi="Times New Roman" w:cs="Times New Roman"/>
+          <w:sz w:val="24"/>
+        </w:rPr>
+        <w:t xml:space="preserve"> Pocket Buddy solves this by providing a centralized mobile application for easy offer discovery and management.</w:t>
       </w:r>
       <w:r>
         <w:rPr>
@@ -6037,8 +6176,17 @@
           <w:rFonts w:ascii="Times New Roman" w:hAnsi="Times New Roman" w:cs="Times New Roman"/>
           <w:sz w:val="24"/>
         </w:rPr>
-        <w:t xml:space="preserve"> Multer + Cloudinary</w:t>
-      </w:r>
+        <w:t xml:space="preserve"> Multer + </w:t>
+      </w:r>
+      <w:proofErr w:type="spellStart"/>
+      <w:r>
+        <w:rPr>
+          <w:rFonts w:ascii="Times New Roman" w:hAnsi="Times New Roman" w:cs="Times New Roman"/>
+          <w:sz w:val="24"/>
+        </w:rPr>
+        <w:t>Cloudinary</w:t>
+      </w:r>
+      <w:proofErr w:type="spellEnd"/>
     </w:p>
     <w:p>
       <w:pPr>
@@ -6065,8 +6213,17 @@
           <w:rFonts w:ascii="Times New Roman" w:hAnsi="Times New Roman" w:cs="Times New Roman"/>
           <w:sz w:val="24"/>
         </w:rPr>
-        <w:t xml:space="preserve"> Razor pay</w:t>
-      </w:r>
+        <w:t xml:space="preserve"> Razor </w:t>
+      </w:r>
+      <w:proofErr w:type="gramStart"/>
+      <w:r>
+        <w:rPr>
+          <w:rFonts w:ascii="Times New Roman" w:hAnsi="Times New Roman" w:cs="Times New Roman"/>
+          <w:sz w:val="24"/>
+        </w:rPr>
+        <w:t>pay</w:t>
+      </w:r>
+      <w:proofErr w:type="gramEnd"/>
     </w:p>
     <w:p>
       <w:pPr>
@@ -6370,7 +6527,23 @@
           <w:rFonts w:ascii="Times New Roman" w:hAnsi="Times New Roman" w:cs="Times New Roman"/>
           <w:sz w:val="24"/>
         </w:rPr>
-        <w:t xml:space="preserve"> All restaurant offers in one place.</w:t>
+        <w:t xml:space="preserve"> All </w:t>
+      </w:r>
+      <w:proofErr w:type="gramStart"/>
+      <w:r>
+        <w:rPr>
+          <w:rFonts w:ascii="Times New Roman" w:hAnsi="Times New Roman" w:cs="Times New Roman"/>
+          <w:sz w:val="24"/>
+        </w:rPr>
+        <w:t>restaurant offers</w:t>
+      </w:r>
+      <w:proofErr w:type="gramEnd"/>
+      <w:r>
+        <w:rPr>
+          <w:rFonts w:ascii="Times New Roman" w:hAnsi="Times New Roman" w:cs="Times New Roman"/>
+          <w:sz w:val="24"/>
+        </w:rPr>
+        <w:t xml:space="preserve"> in one place.</w:t>
       </w:r>
     </w:p>
     <w:p>
@@ -7036,9 +7209,9 @@
           <w:noProof/>
         </w:rPr>
         <w:drawing>
-          <wp:inline distT="0" distB="0" distL="0" distR="0" wp14:anchorId="4C03088C" wp14:editId="6293507B">
-            <wp:extent cx="5731510" cy="2018665"/>
-            <wp:effectExtent l="0" t="0" r="2540" b="635"/>
+          <wp:inline distT="0" distB="0" distL="0" distR="0" wp14:anchorId="4C03088C" wp14:editId="00B92909">
+            <wp:extent cx="5731510" cy="1781033"/>
+            <wp:effectExtent l="0" t="0" r="2540" b="0"/>
             <wp:docPr id="856375200" name="Picture 1"/>
             <wp:cNvGraphicFramePr>
               <a:graphicFrameLocks xmlns:a="http://schemas.openxmlformats.org/drawingml/2006/main" noChangeAspect="1"/>
@@ -7052,7 +7225,7 @@
                       <a:picLocks noChangeAspect="1" noChangeArrowheads="1"/>
                     </pic:cNvPicPr>
                   </pic:nvPicPr>
-                  <pic:blipFill>
+                  <pic:blipFill rotWithShape="1">
                     <a:blip r:embed="rId8" cstate="print">
                       <a:extLst>
                         <a:ext uri="{28A0092B-C50C-407E-A947-70E740481C1C}">
@@ -7060,7 +7233,7 @@
                         </a:ext>
                       </a:extLst>
                     </a:blip>
-                    <a:srcRect/>
+                    <a:srcRect b="11771"/>
                     <a:stretch>
                       <a:fillRect/>
                     </a:stretch>
@@ -7068,7 +7241,7 @@
                   <pic:spPr bwMode="auto">
                     <a:xfrm>
                       <a:off x="0" y="0"/>
-                      <a:ext cx="5731510" cy="2018665"/>
+                      <a:ext cx="5731510" cy="1781033"/>
                     </a:xfrm>
                     <a:prstGeom prst="rect">
                       <a:avLst/>
@@ -7077,6 +7250,11 @@
                     <a:ln>
                       <a:noFill/>
                     </a:ln>
+                    <a:extLst>
+                      <a:ext uri="{53640926-AAD7-44D8-BBD7-CCE9431645EC}">
+                        <a14:shadowObscured xmlns:a14="http://schemas.microsoft.com/office/drawing/2010/main"/>
+                      </a:ext>
+                    </a:extLst>
                   </pic:spPr>
                 </pic:pic>
               </a:graphicData>
@@ -7331,6 +7509,7 @@
           <w:sz w:val="24"/>
         </w:rPr>
       </w:pPr>
+      <w:proofErr w:type="gramStart"/>
       <w:r>
         <w:rPr>
           <w:rFonts w:ascii="Times New Roman" w:hAnsi="Times New Roman" w:cs="Times New Roman"/>
@@ -7338,15 +7517,41 @@
           <w:bCs/>
           <w:sz w:val="24"/>
         </w:rPr>
-        <w:t>Offer Redemption System:</w:t>
-      </w:r>
-      <w:r>
-        <w:rPr>
-          <w:rFonts w:ascii="Times New Roman" w:hAnsi="Times New Roman" w:cs="Times New Roman"/>
+        <w:t>Offer Redemption</w:t>
+      </w:r>
+      <w:proofErr w:type="gramEnd"/>
+      <w:r>
+        <w:rPr>
+          <w:rFonts w:ascii="Times New Roman" w:hAnsi="Times New Roman" w:cs="Times New Roman"/>
+          <w:b/>
+          <w:bCs/>
           <w:sz w:val="24"/>
         </w:rPr>
+        <w:t xml:space="preserve"> System:</w:t>
+      </w:r>
+      <w:r>
+        <w:rPr>
+          <w:rFonts w:ascii="Times New Roman" w:hAnsi="Times New Roman" w:cs="Times New Roman"/>
+          <w:sz w:val="24"/>
+        </w:rPr>
         <w:br/>
-        <w:t>Users can request to redeem offers; restaurant owners can approve or decline.</w:t>
+        <w:t xml:space="preserve">Users can </w:t>
+      </w:r>
+      <w:proofErr w:type="gramStart"/>
+      <w:r>
+        <w:rPr>
+          <w:rFonts w:ascii="Times New Roman" w:hAnsi="Times New Roman" w:cs="Times New Roman"/>
+          <w:sz w:val="24"/>
+        </w:rPr>
+        <w:t>request to</w:t>
+      </w:r>
+      <w:proofErr w:type="gramEnd"/>
+      <w:r>
+        <w:rPr>
+          <w:rFonts w:ascii="Times New Roman" w:hAnsi="Times New Roman" w:cs="Times New Roman"/>
+          <w:sz w:val="24"/>
+        </w:rPr>
+        <w:t xml:space="preserve"> redeem offers; restaurant owners can approve or decline.</w:t>
       </w:r>
     </w:p>
     <w:p>
@@ -7375,7 +7580,23 @@
           <w:sz w:val="24"/>
         </w:rPr>
         <w:br/>
-        <w:t>Integration with payment gateway (Razorpay) for subscription plans.</w:t>
+        <w:t>Integration with payment gateway (</w:t>
+      </w:r>
+      <w:proofErr w:type="spellStart"/>
+      <w:r>
+        <w:rPr>
+          <w:rFonts w:ascii="Times New Roman" w:hAnsi="Times New Roman" w:cs="Times New Roman"/>
+          <w:sz w:val="24"/>
+        </w:rPr>
+        <w:t>Razorpay</w:t>
+      </w:r>
+      <w:proofErr w:type="spellEnd"/>
+      <w:r>
+        <w:rPr>
+          <w:rFonts w:ascii="Times New Roman" w:hAnsi="Times New Roman" w:cs="Times New Roman"/>
+          <w:sz w:val="24"/>
+        </w:rPr>
+        <w:t>) for subscription plans.</w:t>
       </w:r>
     </w:p>
     <w:p>
@@ -7612,12 +7833,21 @@
           <w:rFonts w:ascii="Times New Roman" w:hAnsi="Times New Roman" w:cs="Times New Roman"/>
         </w:rPr>
       </w:pPr>
+      <w:proofErr w:type="gramStart"/>
       <w:r>
         <w:rPr>
           <w:rFonts w:ascii="Times New Roman" w:hAnsi="Times New Roman" w:cs="Times New Roman"/>
           <w:sz w:val="24"/>
         </w:rPr>
-        <w:t>The use case diagram illustrates the interactions between different user roles and the system. It defines how Admins, Restaurant Owners and Regular Users  interact with Pocket Buddy.</w:t>
+        <w:t>The use</w:t>
+      </w:r>
+      <w:proofErr w:type="gramEnd"/>
+      <w:r>
+        <w:rPr>
+          <w:rFonts w:ascii="Times New Roman" w:hAnsi="Times New Roman" w:cs="Times New Roman"/>
+          <w:sz w:val="24"/>
+        </w:rPr>
+        <w:t xml:space="preserve"> case diagram illustrates the interactions between different user roles and the system. It defines how Admins, Restaurant Owners and Regular Users  interact with Pocket Buddy.</w:t>
       </w:r>
     </w:p>
     <w:p>
@@ -7840,7 +8070,23 @@
           <w:rFonts w:ascii="Times New Roman" w:hAnsi="Times New Roman" w:cs="Times New Roman"/>
           <w:sz w:val="24"/>
         </w:rPr>
-        <w:t>The interaction diagram shows the sequence of actions between users and the system for key functionalities such as offer creation, login, searching.</w:t>
+        <w:t>The interaction diagram shows the sequence of actions between users and the system for key functionalities such as offer creation, login</w:t>
+      </w:r>
+      <w:proofErr w:type="gramStart"/>
+      <w:r>
+        <w:rPr>
+          <w:rFonts w:ascii="Times New Roman" w:hAnsi="Times New Roman" w:cs="Times New Roman"/>
+          <w:sz w:val="24"/>
+        </w:rPr>
+        <w:t>, searching</w:t>
+      </w:r>
+      <w:proofErr w:type="gramEnd"/>
+      <w:r>
+        <w:rPr>
+          <w:rFonts w:ascii="Times New Roman" w:hAnsi="Times New Roman" w:cs="Times New Roman"/>
+          <w:sz w:val="24"/>
+        </w:rPr>
+        <w:t>.</w:t>
       </w:r>
       <w:r>
         <w:rPr>
@@ -8867,6 +9113,7 @@
                 <w:lang w:bidi="ar-SA"/>
               </w:rPr>
             </w:pPr>
+            <w:proofErr w:type="spellStart"/>
             <w:r>
               <w:rPr>
                 <w:rFonts w:ascii="Times New Roman" w:eastAsia="Times New Roman" w:hAnsi="Times New Roman" w:cs="Times New Roman"/>
@@ -8875,6 +9122,7 @@
               </w:rPr>
               <w:t>ObjectID</w:t>
             </w:r>
+            <w:proofErr w:type="spellEnd"/>
           </w:p>
         </w:tc>
         <w:tc>
@@ -9331,7 +9579,25 @@
                 <w:color w:val="000000"/>
                 <w:lang w:bidi="ar-SA"/>
               </w:rPr>
-              <w:t>Category (e.g. Restaurant,café)</w:t>
+              <w:t xml:space="preserve">Category (e.g. </w:t>
+            </w:r>
+            <w:proofErr w:type="spellStart"/>
+            <w:r>
+              <w:rPr>
+                <w:rFonts w:ascii="Times New Roman" w:eastAsia="Times New Roman" w:hAnsi="Times New Roman" w:cs="Times New Roman"/>
+                <w:color w:val="000000"/>
+                <w:lang w:bidi="ar-SA"/>
+              </w:rPr>
+              <w:t>Restaurant,café</w:t>
+            </w:r>
+            <w:proofErr w:type="spellEnd"/>
+            <w:r>
+              <w:rPr>
+                <w:rFonts w:ascii="Times New Roman" w:eastAsia="Times New Roman" w:hAnsi="Times New Roman" w:cs="Times New Roman"/>
+                <w:color w:val="000000"/>
+                <w:lang w:bidi="ar-SA"/>
+              </w:rPr>
+              <w:t>)</w:t>
             </w:r>
           </w:p>
         </w:tc>
@@ -10017,6 +10283,7 @@
                 <w:lang w:bidi="ar-SA"/>
               </w:rPr>
             </w:pPr>
+            <w:proofErr w:type="spellStart"/>
             <w:r>
               <w:rPr>
                 <w:rFonts w:ascii="Times New Roman" w:eastAsia="Times New Roman" w:hAnsi="Times New Roman" w:cs="Times New Roman"/>
@@ -10025,6 +10292,7 @@
               </w:rPr>
               <w:t>contactNumber</w:t>
             </w:r>
+            <w:proofErr w:type="spellEnd"/>
           </w:p>
         </w:tc>
         <w:tc>
@@ -10411,6 +10679,7 @@
                 <w:lang w:bidi="ar-SA"/>
               </w:rPr>
             </w:pPr>
+            <w:proofErr w:type="spellStart"/>
             <w:r>
               <w:rPr>
                 <w:rFonts w:ascii="Times New Roman" w:eastAsia="Times New Roman" w:hAnsi="Times New Roman" w:cs="Times New Roman"/>
@@ -10419,6 +10688,7 @@
               </w:rPr>
               <w:t>stateId</w:t>
             </w:r>
+            <w:proofErr w:type="spellEnd"/>
           </w:p>
         </w:tc>
         <w:tc>
@@ -10443,6 +10713,7 @@
                 <w:lang w:bidi="ar-SA"/>
               </w:rPr>
             </w:pPr>
+            <w:proofErr w:type="spellStart"/>
             <w:r>
               <w:rPr>
                 <w:rFonts w:ascii="Times New Roman" w:eastAsia="Times New Roman" w:hAnsi="Times New Roman" w:cs="Times New Roman"/>
@@ -10451,6 +10722,7 @@
               </w:rPr>
               <w:t>ObjectID</w:t>
             </w:r>
+            <w:proofErr w:type="spellEnd"/>
           </w:p>
         </w:tc>
         <w:tc>
@@ -10608,6 +10880,7 @@
                 <w:lang w:bidi="ar-SA"/>
               </w:rPr>
             </w:pPr>
+            <w:proofErr w:type="spellStart"/>
             <w:r>
               <w:rPr>
                 <w:rFonts w:ascii="Times New Roman" w:eastAsia="Times New Roman" w:hAnsi="Times New Roman" w:cs="Times New Roman"/>
@@ -10616,6 +10889,7 @@
               </w:rPr>
               <w:t>cityId</w:t>
             </w:r>
+            <w:proofErr w:type="spellEnd"/>
           </w:p>
         </w:tc>
         <w:tc>
@@ -10640,6 +10914,7 @@
                 <w:lang w:bidi="ar-SA"/>
               </w:rPr>
             </w:pPr>
+            <w:proofErr w:type="spellStart"/>
             <w:r>
               <w:rPr>
                 <w:rFonts w:ascii="Times New Roman" w:eastAsia="Times New Roman" w:hAnsi="Times New Roman" w:cs="Times New Roman"/>
@@ -10648,6 +10923,7 @@
               </w:rPr>
               <w:t>ObjectID</w:t>
             </w:r>
+            <w:proofErr w:type="spellEnd"/>
           </w:p>
         </w:tc>
         <w:tc>
@@ -10805,6 +11081,7 @@
                 <w:lang w:bidi="ar-SA"/>
               </w:rPr>
             </w:pPr>
+            <w:proofErr w:type="spellStart"/>
             <w:r>
               <w:rPr>
                 <w:rFonts w:ascii="Times New Roman" w:eastAsia="Times New Roman" w:hAnsi="Times New Roman" w:cs="Times New Roman"/>
@@ -10813,6 +11090,7 @@
               </w:rPr>
               <w:t>areaId</w:t>
             </w:r>
+            <w:proofErr w:type="spellEnd"/>
           </w:p>
         </w:tc>
         <w:tc>
@@ -10837,6 +11115,7 @@
                 <w:lang w:bidi="ar-SA"/>
               </w:rPr>
             </w:pPr>
+            <w:proofErr w:type="spellStart"/>
             <w:r>
               <w:rPr>
                 <w:rFonts w:ascii="Times New Roman" w:eastAsia="Times New Roman" w:hAnsi="Times New Roman" w:cs="Times New Roman"/>
@@ -10845,6 +11124,7 @@
               </w:rPr>
               <w:t>ObjectID</w:t>
             </w:r>
+            <w:proofErr w:type="spellEnd"/>
           </w:p>
         </w:tc>
         <w:tc>
@@ -11002,6 +11282,7 @@
                 <w:lang w:bidi="ar-SA"/>
               </w:rPr>
             </w:pPr>
+            <w:proofErr w:type="spellStart"/>
             <w:r>
               <w:rPr>
                 <w:rFonts w:ascii="Times New Roman" w:eastAsia="Times New Roman" w:hAnsi="Times New Roman" w:cs="Times New Roman"/>
@@ -11010,6 +11291,7 @@
               </w:rPr>
               <w:t>foodTypeId</w:t>
             </w:r>
+            <w:proofErr w:type="spellEnd"/>
           </w:p>
         </w:tc>
         <w:tc>
@@ -11034,6 +11316,7 @@
                 <w:lang w:bidi="ar-SA"/>
               </w:rPr>
             </w:pPr>
+            <w:proofErr w:type="spellStart"/>
             <w:r>
               <w:rPr>
                 <w:rFonts w:ascii="Times New Roman" w:eastAsia="Times New Roman" w:hAnsi="Times New Roman" w:cs="Times New Roman"/>
@@ -11042,6 +11325,7 @@
               </w:rPr>
               <w:t>ObjectID</w:t>
             </w:r>
+            <w:proofErr w:type="spellEnd"/>
           </w:p>
         </w:tc>
         <w:tc>
@@ -11104,7 +11388,25 @@
                 <w:color w:val="000000"/>
                 <w:lang w:bidi="ar-SA"/>
               </w:rPr>
-              <w:t>Foreign Key (FoodType)</w:t>
+              <w:t>Foreign Key (</w:t>
+            </w:r>
+            <w:proofErr w:type="spellStart"/>
+            <w:r>
+              <w:rPr>
+                <w:rFonts w:ascii="Times New Roman" w:eastAsia="Times New Roman" w:hAnsi="Times New Roman" w:cs="Times New Roman"/>
+                <w:color w:val="000000"/>
+                <w:lang w:bidi="ar-SA"/>
+              </w:rPr>
+              <w:t>FoodType</w:t>
+            </w:r>
+            <w:proofErr w:type="spellEnd"/>
+            <w:r>
+              <w:rPr>
+                <w:rFonts w:ascii="Times New Roman" w:eastAsia="Times New Roman" w:hAnsi="Times New Roman" w:cs="Times New Roman"/>
+                <w:color w:val="000000"/>
+                <w:lang w:bidi="ar-SA"/>
+              </w:rPr>
+              <w:t>)</w:t>
             </w:r>
           </w:p>
         </w:tc>
@@ -11593,6 +11895,7 @@
                 <w:lang w:bidi="ar-SA"/>
               </w:rPr>
             </w:pPr>
+            <w:proofErr w:type="spellStart"/>
             <w:r>
               <w:rPr>
                 <w:rFonts w:ascii="Times New Roman" w:eastAsia="Times New Roman" w:hAnsi="Times New Roman" w:cs="Times New Roman"/>
@@ -11601,6 +11904,7 @@
               </w:rPr>
               <w:t>imageURL</w:t>
             </w:r>
+            <w:proofErr w:type="spellEnd"/>
           </w:p>
         </w:tc>
         <w:tc>
@@ -11790,6 +12094,7 @@
                 <w:lang w:bidi="ar-SA"/>
               </w:rPr>
             </w:pPr>
+            <w:proofErr w:type="spellStart"/>
             <w:r>
               <w:rPr>
                 <w:rFonts w:ascii="Times New Roman" w:eastAsia="Times New Roman" w:hAnsi="Times New Roman" w:cs="Times New Roman"/>
@@ -11798,6 +12103,7 @@
               </w:rPr>
               <w:t>userId</w:t>
             </w:r>
+            <w:proofErr w:type="spellEnd"/>
           </w:p>
         </w:tc>
         <w:tc>
@@ -11822,6 +12128,7 @@
                 <w:lang w:bidi="ar-SA"/>
               </w:rPr>
             </w:pPr>
+            <w:proofErr w:type="spellStart"/>
             <w:r>
               <w:rPr>
                 <w:rFonts w:ascii="Times New Roman" w:eastAsia="Times New Roman" w:hAnsi="Times New Roman" w:cs="Times New Roman"/>
@@ -11830,6 +12137,7 @@
               </w:rPr>
               <w:t>ObjectID</w:t>
             </w:r>
+            <w:proofErr w:type="spellEnd"/>
           </w:p>
         </w:tc>
         <w:tc>
@@ -12408,6 +12716,7 @@
                 <w:lang w:bidi="ar-SA"/>
               </w:rPr>
             </w:pPr>
+            <w:proofErr w:type="spellStart"/>
             <w:r>
               <w:rPr>
                 <w:rFonts w:ascii="Times New Roman" w:eastAsia="Times New Roman" w:hAnsi="Times New Roman" w:cs="Times New Roman"/>
@@ -12416,6 +12725,7 @@
               </w:rPr>
               <w:t>ObjectID</w:t>
             </w:r>
+            <w:proofErr w:type="spellEnd"/>
           </w:p>
         </w:tc>
         <w:tc>
@@ -12967,6 +13277,7 @@
                 <w:lang w:bidi="ar-SA"/>
               </w:rPr>
             </w:pPr>
+            <w:proofErr w:type="spellStart"/>
             <w:r>
               <w:rPr>
                 <w:rFonts w:ascii="Times New Roman" w:eastAsia="Times New Roman" w:hAnsi="Times New Roman" w:cs="Times New Roman"/>
@@ -12975,6 +13286,7 @@
               </w:rPr>
               <w:t>offer_type</w:t>
             </w:r>
+            <w:proofErr w:type="spellEnd"/>
           </w:p>
         </w:tc>
         <w:tc>
@@ -13164,6 +13476,7 @@
                 <w:lang w:bidi="ar-SA"/>
               </w:rPr>
             </w:pPr>
+            <w:proofErr w:type="spellStart"/>
             <w:r>
               <w:rPr>
                 <w:rFonts w:ascii="Times New Roman" w:eastAsia="Times New Roman" w:hAnsi="Times New Roman" w:cs="Times New Roman"/>
@@ -13172,6 +13485,7 @@
               </w:rPr>
               <w:t>discount_value</w:t>
             </w:r>
+            <w:proofErr w:type="spellEnd"/>
           </w:p>
         </w:tc>
         <w:tc>
@@ -13361,6 +13675,7 @@
                 <w:lang w:bidi="ar-SA"/>
               </w:rPr>
             </w:pPr>
+            <w:proofErr w:type="spellStart"/>
             <w:r>
               <w:rPr>
                 <w:rFonts w:ascii="Times New Roman" w:eastAsia="Times New Roman" w:hAnsi="Times New Roman" w:cs="Times New Roman"/>
@@ -13369,6 +13684,7 @@
               </w:rPr>
               <w:t>restaurant_ids</w:t>
             </w:r>
+            <w:proofErr w:type="spellEnd"/>
           </w:p>
         </w:tc>
         <w:tc>
@@ -13399,7 +13715,25 @@
                 <w:color w:val="000000"/>
                 <w:lang w:bidi="ar-SA"/>
               </w:rPr>
-              <w:t>Array[ObjectID]</w:t>
+              <w:t>Array[</w:t>
+            </w:r>
+            <w:proofErr w:type="spellStart"/>
+            <w:r>
+              <w:rPr>
+                <w:rFonts w:ascii="Times New Roman" w:eastAsia="Times New Roman" w:hAnsi="Times New Roman" w:cs="Times New Roman"/>
+                <w:color w:val="000000"/>
+                <w:lang w:bidi="ar-SA"/>
+              </w:rPr>
+              <w:t>ObjectID</w:t>
+            </w:r>
+            <w:proofErr w:type="spellEnd"/>
+            <w:r>
+              <w:rPr>
+                <w:rFonts w:ascii="Times New Roman" w:eastAsia="Times New Roman" w:hAnsi="Times New Roman" w:cs="Times New Roman"/>
+                <w:color w:val="000000"/>
+                <w:lang w:bidi="ar-SA"/>
+              </w:rPr>
+              <w:t>]</w:t>
             </w:r>
           </w:p>
         </w:tc>
@@ -13558,6 +13892,7 @@
                 <w:lang w:bidi="ar-SA"/>
               </w:rPr>
             </w:pPr>
+            <w:proofErr w:type="spellStart"/>
             <w:r>
               <w:rPr>
                 <w:rFonts w:ascii="Times New Roman" w:eastAsia="Times New Roman" w:hAnsi="Times New Roman" w:cs="Times New Roman"/>
@@ -13566,6 +13901,7 @@
               </w:rPr>
               <w:t>valid_from</w:t>
             </w:r>
+            <w:proofErr w:type="spellEnd"/>
           </w:p>
         </w:tc>
         <w:tc>
@@ -13755,6 +14091,7 @@
                 <w:lang w:bidi="ar-SA"/>
               </w:rPr>
             </w:pPr>
+            <w:proofErr w:type="spellStart"/>
             <w:r>
               <w:rPr>
                 <w:rFonts w:ascii="Times New Roman" w:eastAsia="Times New Roman" w:hAnsi="Times New Roman" w:cs="Times New Roman"/>
@@ -13763,6 +14100,7 @@
               </w:rPr>
               <w:t>valid_to</w:t>
             </w:r>
+            <w:proofErr w:type="spellEnd"/>
           </w:p>
         </w:tc>
         <w:tc>
@@ -13952,6 +14290,7 @@
                 <w:lang w:bidi="ar-SA"/>
               </w:rPr>
             </w:pPr>
+            <w:proofErr w:type="spellStart"/>
             <w:r>
               <w:rPr>
                 <w:rFonts w:ascii="Times New Roman" w:eastAsia="Times New Roman" w:hAnsi="Times New Roman" w:cs="Times New Roman"/>
@@ -13960,6 +14299,7 @@
               </w:rPr>
               <w:t>requires_approval</w:t>
             </w:r>
+            <w:proofErr w:type="spellEnd"/>
           </w:p>
         </w:tc>
         <w:tc>
@@ -14149,6 +14489,7 @@
                 <w:lang w:bidi="ar-SA"/>
               </w:rPr>
             </w:pPr>
+            <w:proofErr w:type="spellStart"/>
             <w:r>
               <w:rPr>
                 <w:rFonts w:ascii="Times New Roman" w:eastAsia="Times New Roman" w:hAnsi="Times New Roman" w:cs="Times New Roman"/>
@@ -14157,6 +14498,7 @@
               </w:rPr>
               <w:t>min_order_value</w:t>
             </w:r>
+            <w:proofErr w:type="spellEnd"/>
           </w:p>
         </w:tc>
         <w:tc>
@@ -14346,6 +14688,7 @@
                 <w:lang w:bidi="ar-SA"/>
               </w:rPr>
             </w:pPr>
+            <w:proofErr w:type="spellStart"/>
             <w:r>
               <w:rPr>
                 <w:rFonts w:ascii="Times New Roman" w:eastAsia="Times New Roman" w:hAnsi="Times New Roman" w:cs="Times New Roman"/>
@@ -14354,6 +14697,7 @@
               </w:rPr>
               <w:t>max_redemptions</w:t>
             </w:r>
+            <w:proofErr w:type="spellEnd"/>
           </w:p>
         </w:tc>
         <w:tc>
@@ -14543,6 +14887,7 @@
                 <w:lang w:bidi="ar-SA"/>
               </w:rPr>
             </w:pPr>
+            <w:proofErr w:type="spellStart"/>
             <w:r>
               <w:rPr>
                 <w:rFonts w:ascii="Times New Roman" w:eastAsia="Times New Roman" w:hAnsi="Times New Roman" w:cs="Times New Roman"/>
@@ -14551,6 +14896,7 @@
               </w:rPr>
               <w:t>imageURL</w:t>
             </w:r>
+            <w:proofErr w:type="spellEnd"/>
           </w:p>
         </w:tc>
         <w:tc>
@@ -14836,6 +15182,7 @@
                 <w:lang w:bidi="ar-SA"/>
               </w:rPr>
             </w:pPr>
+            <w:proofErr w:type="gramStart"/>
             <w:r>
               <w:rPr>
                 <w:rFonts w:ascii="Times New Roman" w:eastAsia="Times New Roman" w:hAnsi="Times New Roman" w:cs="Times New Roman"/>
@@ -14844,6 +15191,7 @@
               </w:rPr>
               <w:t>Current status</w:t>
             </w:r>
+            <w:proofErr w:type="gramEnd"/>
           </w:p>
         </w:tc>
         <w:tc>
@@ -14937,6 +15285,7 @@
                 <w:lang w:bidi="ar-SA"/>
               </w:rPr>
             </w:pPr>
+            <w:proofErr w:type="spellStart"/>
             <w:r>
               <w:rPr>
                 <w:rFonts w:ascii="Times New Roman" w:eastAsia="Times New Roman" w:hAnsi="Times New Roman" w:cs="Times New Roman"/>
@@ -14945,6 +15294,7 @@
               </w:rPr>
               <w:t>payment_required</w:t>
             </w:r>
+            <w:proofErr w:type="spellEnd"/>
           </w:p>
         </w:tc>
         <w:tc>
@@ -15243,8 +15593,20 @@
           <w:szCs w:val="26"/>
         </w:rPr>
         <w:lastRenderedPageBreak/>
-        <w:t>3. Table: RedeemOffer</w:t>
-      </w:r>
+        <w:t xml:space="preserve">3. Table: </w:t>
+      </w:r>
+      <w:proofErr w:type="spellStart"/>
+      <w:r>
+        <w:rPr>
+          <w:rFonts w:ascii="Times New Roman" w:hAnsi="Times New Roman" w:cs="Times New Roman"/>
+          <w:b/>
+          <w:bCs/>
+          <w:sz w:val="26"/>
+          <w:szCs w:val="26"/>
+        </w:rPr>
+        <w:t>RedeemOffer</w:t>
+      </w:r>
+      <w:proofErr w:type="spellEnd"/>
     </w:p>
     <w:p>
       <w:pPr>
@@ -15530,6 +15892,7 @@
                 <w:lang w:bidi="ar-SA"/>
               </w:rPr>
             </w:pPr>
+            <w:proofErr w:type="spellStart"/>
             <w:r>
               <w:rPr>
                 <w:rFonts w:ascii="Times New Roman" w:eastAsia="Times New Roman" w:hAnsi="Times New Roman" w:cs="Times New Roman"/>
@@ -15538,6 +15901,7 @@
               </w:rPr>
               <w:t>RedeemOffer</w:t>
             </w:r>
+            <w:proofErr w:type="spellEnd"/>
           </w:p>
         </w:tc>
         <w:tc>
@@ -15592,6 +15956,7 @@
                 <w:lang w:bidi="ar-SA"/>
               </w:rPr>
             </w:pPr>
+            <w:proofErr w:type="spellStart"/>
             <w:r>
               <w:rPr>
                 <w:rFonts w:ascii="Times New Roman" w:eastAsia="Times New Roman" w:hAnsi="Times New Roman" w:cs="Times New Roman"/>
@@ -15600,6 +15965,7 @@
               </w:rPr>
               <w:t>ObjectID</w:t>
             </w:r>
+            <w:proofErr w:type="spellEnd"/>
           </w:p>
         </w:tc>
         <w:tc>
@@ -15721,6 +16087,7 @@
                 <w:lang w:bidi="ar-SA"/>
               </w:rPr>
             </w:pPr>
+            <w:proofErr w:type="spellStart"/>
             <w:r>
               <w:rPr>
                 <w:rFonts w:ascii="Times New Roman" w:eastAsia="Times New Roman" w:hAnsi="Times New Roman" w:cs="Times New Roman"/>
@@ -15729,6 +16096,7 @@
               </w:rPr>
               <w:t>RedeemOffer</w:t>
             </w:r>
+            <w:proofErr w:type="spellEnd"/>
           </w:p>
         </w:tc>
         <w:tc>
@@ -15752,6 +16120,7 @@
                 <w:lang w:bidi="ar-SA"/>
               </w:rPr>
             </w:pPr>
+            <w:proofErr w:type="spellStart"/>
             <w:r>
               <w:rPr>
                 <w:rFonts w:ascii="Times New Roman" w:eastAsia="Times New Roman" w:hAnsi="Times New Roman" w:cs="Times New Roman"/>
@@ -15760,6 +16129,7 @@
               </w:rPr>
               <w:t>user_id</w:t>
             </w:r>
+            <w:proofErr w:type="spellEnd"/>
           </w:p>
         </w:tc>
         <w:tc>
@@ -15783,6 +16153,7 @@
                 <w:lang w:bidi="ar-SA"/>
               </w:rPr>
             </w:pPr>
+            <w:proofErr w:type="spellStart"/>
             <w:r>
               <w:rPr>
                 <w:rFonts w:ascii="Times New Roman" w:eastAsia="Times New Roman" w:hAnsi="Times New Roman" w:cs="Times New Roman"/>
@@ -15791,6 +16162,7 @@
               </w:rPr>
               <w:t>ObjectID</w:t>
             </w:r>
+            <w:proofErr w:type="spellEnd"/>
           </w:p>
         </w:tc>
         <w:tc>
@@ -15912,6 +16284,7 @@
                 <w:lang w:bidi="ar-SA"/>
               </w:rPr>
             </w:pPr>
+            <w:proofErr w:type="spellStart"/>
             <w:r>
               <w:rPr>
                 <w:rFonts w:ascii="Times New Roman" w:eastAsia="Times New Roman" w:hAnsi="Times New Roman" w:cs="Times New Roman"/>
@@ -15920,6 +16293,7 @@
               </w:rPr>
               <w:t>RedeemOffer</w:t>
             </w:r>
+            <w:proofErr w:type="spellEnd"/>
           </w:p>
         </w:tc>
         <w:tc>
@@ -15943,6 +16317,7 @@
                 <w:lang w:bidi="ar-SA"/>
               </w:rPr>
             </w:pPr>
+            <w:proofErr w:type="spellStart"/>
             <w:r>
               <w:rPr>
                 <w:rFonts w:ascii="Times New Roman" w:eastAsia="Times New Roman" w:hAnsi="Times New Roman" w:cs="Times New Roman"/>
@@ -15951,6 +16326,7 @@
               </w:rPr>
               <w:t>offer_id</w:t>
             </w:r>
+            <w:proofErr w:type="spellEnd"/>
           </w:p>
         </w:tc>
         <w:tc>
@@ -15974,6 +16350,7 @@
                 <w:lang w:bidi="ar-SA"/>
               </w:rPr>
             </w:pPr>
+            <w:proofErr w:type="spellStart"/>
             <w:r>
               <w:rPr>
                 <w:rFonts w:ascii="Times New Roman" w:eastAsia="Times New Roman" w:hAnsi="Times New Roman" w:cs="Times New Roman"/>
@@ -15982,6 +16359,7 @@
               </w:rPr>
               <w:t>ObjectID</w:t>
             </w:r>
+            <w:proofErr w:type="spellEnd"/>
           </w:p>
         </w:tc>
         <w:tc>
@@ -16103,6 +16481,7 @@
                 <w:lang w:bidi="ar-SA"/>
               </w:rPr>
             </w:pPr>
+            <w:proofErr w:type="spellStart"/>
             <w:r>
               <w:rPr>
                 <w:rFonts w:ascii="Times New Roman" w:eastAsia="Times New Roman" w:hAnsi="Times New Roman" w:cs="Times New Roman"/>
@@ -16111,6 +16490,7 @@
               </w:rPr>
               <w:t>RedeemOffer</w:t>
             </w:r>
+            <w:proofErr w:type="spellEnd"/>
           </w:p>
         </w:tc>
         <w:tc>
@@ -16134,6 +16514,7 @@
                 <w:lang w:bidi="ar-SA"/>
               </w:rPr>
             </w:pPr>
+            <w:proofErr w:type="spellStart"/>
             <w:r>
               <w:rPr>
                 <w:rFonts w:ascii="Times New Roman" w:eastAsia="Times New Roman" w:hAnsi="Times New Roman" w:cs="Times New Roman"/>
@@ -16142,6 +16523,7 @@
               </w:rPr>
               <w:t>restaurant_id</w:t>
             </w:r>
+            <w:proofErr w:type="spellEnd"/>
           </w:p>
         </w:tc>
         <w:tc>
@@ -16165,6 +16547,7 @@
                 <w:lang w:bidi="ar-SA"/>
               </w:rPr>
             </w:pPr>
+            <w:proofErr w:type="spellStart"/>
             <w:r>
               <w:rPr>
                 <w:rFonts w:ascii="Times New Roman" w:eastAsia="Times New Roman" w:hAnsi="Times New Roman" w:cs="Times New Roman"/>
@@ -16173,6 +16556,7 @@
               </w:rPr>
               <w:t>ObjectID</w:t>
             </w:r>
+            <w:proofErr w:type="spellEnd"/>
           </w:p>
         </w:tc>
         <w:tc>
@@ -16294,6 +16678,7 @@
                 <w:lang w:bidi="ar-SA"/>
               </w:rPr>
             </w:pPr>
+            <w:proofErr w:type="spellStart"/>
             <w:r>
               <w:rPr>
                 <w:rFonts w:ascii="Times New Roman" w:eastAsia="Times New Roman" w:hAnsi="Times New Roman" w:cs="Times New Roman"/>
@@ -16302,6 +16687,7 @@
               </w:rPr>
               <w:t>RedeemOffer</w:t>
             </w:r>
+            <w:proofErr w:type="spellEnd"/>
           </w:p>
         </w:tc>
         <w:tc>
@@ -16325,6 +16711,7 @@
                 <w:lang w:bidi="ar-SA"/>
               </w:rPr>
             </w:pPr>
+            <w:proofErr w:type="spellStart"/>
             <w:r>
               <w:rPr>
                 <w:rFonts w:ascii="Times New Roman" w:eastAsia="Times New Roman" w:hAnsi="Times New Roman" w:cs="Times New Roman"/>
@@ -16333,6 +16720,7 @@
               </w:rPr>
               <w:t>owner_id</w:t>
             </w:r>
+            <w:proofErr w:type="spellEnd"/>
           </w:p>
         </w:tc>
         <w:tc>
@@ -16356,6 +16744,7 @@
                 <w:lang w:bidi="ar-SA"/>
               </w:rPr>
             </w:pPr>
+            <w:proofErr w:type="spellStart"/>
             <w:r>
               <w:rPr>
                 <w:rFonts w:ascii="Times New Roman" w:eastAsia="Times New Roman" w:hAnsi="Times New Roman" w:cs="Times New Roman"/>
@@ -16364,6 +16753,7 @@
               </w:rPr>
               <w:t>ObjectID</w:t>
             </w:r>
+            <w:proofErr w:type="spellEnd"/>
           </w:p>
         </w:tc>
         <w:tc>
@@ -16485,6 +16875,7 @@
                 <w:lang w:bidi="ar-SA"/>
               </w:rPr>
             </w:pPr>
+            <w:proofErr w:type="spellStart"/>
             <w:r>
               <w:rPr>
                 <w:rFonts w:ascii="Times New Roman" w:eastAsia="Times New Roman" w:hAnsi="Times New Roman" w:cs="Times New Roman"/>
@@ -16493,6 +16884,7 @@
               </w:rPr>
               <w:t>RedeemOffer</w:t>
             </w:r>
+            <w:proofErr w:type="spellEnd"/>
           </w:p>
         </w:tc>
         <w:tc>
@@ -16676,6 +17068,7 @@
                 <w:lang w:bidi="ar-SA"/>
               </w:rPr>
             </w:pPr>
+            <w:proofErr w:type="spellStart"/>
             <w:r>
               <w:rPr>
                 <w:rFonts w:ascii="Times New Roman" w:eastAsia="Times New Roman" w:hAnsi="Times New Roman" w:cs="Times New Roman"/>
@@ -16684,6 +17077,7 @@
               </w:rPr>
               <w:t>RedeemOffer</w:t>
             </w:r>
+            <w:proofErr w:type="spellEnd"/>
           </w:p>
         </w:tc>
         <w:tc>
@@ -16707,6 +17101,7 @@
                 <w:lang w:bidi="ar-SA"/>
               </w:rPr>
             </w:pPr>
+            <w:proofErr w:type="spellStart"/>
             <w:r>
               <w:rPr>
                 <w:rFonts w:ascii="Times New Roman" w:eastAsia="Times New Roman" w:hAnsi="Times New Roman" w:cs="Times New Roman"/>
@@ -16715,6 +17110,7 @@
               </w:rPr>
               <w:t>redeemTime</w:t>
             </w:r>
+            <w:proofErr w:type="spellEnd"/>
           </w:p>
         </w:tc>
         <w:tc>
@@ -17235,6 +17631,7 @@
                 <w:lang w:bidi="ar-SA"/>
               </w:rPr>
             </w:pPr>
+            <w:proofErr w:type="spellStart"/>
             <w:r>
               <w:rPr>
                 <w:rFonts w:ascii="Times New Roman" w:eastAsia="Times New Roman" w:hAnsi="Times New Roman" w:cs="Times New Roman"/>
@@ -17243,6 +17640,7 @@
               </w:rPr>
               <w:t>ObjectID</w:t>
             </w:r>
+            <w:proofErr w:type="spellEnd"/>
           </w:p>
         </w:tc>
         <w:tc>
@@ -17395,6 +17793,7 @@
                 <w:lang w:bidi="ar-SA"/>
               </w:rPr>
             </w:pPr>
+            <w:proofErr w:type="spellStart"/>
             <w:r>
               <w:rPr>
                 <w:rFonts w:ascii="Times New Roman" w:eastAsia="Times New Roman" w:hAnsi="Times New Roman" w:cs="Times New Roman"/>
@@ -17403,6 +17802,7 @@
               </w:rPr>
               <w:t>firstName</w:t>
             </w:r>
+            <w:proofErr w:type="spellEnd"/>
           </w:p>
         </w:tc>
         <w:tc>
@@ -17586,6 +17986,7 @@
                 <w:lang w:bidi="ar-SA"/>
               </w:rPr>
             </w:pPr>
+            <w:proofErr w:type="spellStart"/>
             <w:r>
               <w:rPr>
                 <w:rFonts w:ascii="Times New Roman" w:eastAsia="Times New Roman" w:hAnsi="Times New Roman" w:cs="Times New Roman"/>
@@ -17594,6 +17995,7 @@
               </w:rPr>
               <w:t>lastName</w:t>
             </w:r>
+            <w:proofErr w:type="spellEnd"/>
           </w:p>
         </w:tc>
         <w:tc>
@@ -18350,6 +18752,7 @@
                 <w:lang w:bidi="ar-SA"/>
               </w:rPr>
             </w:pPr>
+            <w:proofErr w:type="spellStart"/>
             <w:r>
               <w:rPr>
                 <w:rFonts w:ascii="Times New Roman" w:eastAsia="Times New Roman" w:hAnsi="Times New Roman" w:cs="Times New Roman"/>
@@ -18358,6 +18761,7 @@
               </w:rPr>
               <w:t>roleId</w:t>
             </w:r>
+            <w:proofErr w:type="spellEnd"/>
           </w:p>
         </w:tc>
         <w:tc>
@@ -18381,6 +18785,7 @@
                 <w:lang w:bidi="ar-SA"/>
               </w:rPr>
             </w:pPr>
+            <w:proofErr w:type="spellStart"/>
             <w:r>
               <w:rPr>
                 <w:rFonts w:ascii="Times New Roman" w:eastAsia="Times New Roman" w:hAnsi="Times New Roman" w:cs="Times New Roman"/>
@@ -18389,6 +18794,7 @@
               </w:rPr>
               <w:t>ObjectID</w:t>
             </w:r>
+            <w:proofErr w:type="spellEnd"/>
           </w:p>
         </w:tc>
         <w:tc>
@@ -19058,7 +19464,35 @@
         <w:rPr>
           <w:rFonts w:ascii="Times New Roman" w:hAnsi="Times New Roman" w:cs="Times New Roman"/>
         </w:rPr>
-        <w:t xml:space="preserve"> PascalCase (e.g., UserCard.jsx, OfferModel.js)</w:t>
+        <w:t xml:space="preserve"> </w:t>
+      </w:r>
+      <w:proofErr w:type="spellStart"/>
+      <w:r>
+        <w:rPr>
+          <w:rFonts w:ascii="Times New Roman" w:hAnsi="Times New Roman" w:cs="Times New Roman"/>
+        </w:rPr>
+        <w:t>PascalCase</w:t>
+      </w:r>
+      <w:proofErr w:type="spellEnd"/>
+      <w:r>
+        <w:rPr>
+          <w:rFonts w:ascii="Times New Roman" w:hAnsi="Times New Roman" w:cs="Times New Roman"/>
+        </w:rPr>
+        <w:t xml:space="preserve"> (e.g., </w:t>
+      </w:r>
+      <w:proofErr w:type="spellStart"/>
+      <w:r>
+        <w:rPr>
+          <w:rFonts w:ascii="Times New Roman" w:hAnsi="Times New Roman" w:cs="Times New Roman"/>
+        </w:rPr>
+        <w:t>UserCard.jsx</w:t>
+      </w:r>
+      <w:proofErr w:type="spellEnd"/>
+      <w:r>
+        <w:rPr>
+          <w:rFonts w:ascii="Times New Roman" w:hAnsi="Times New Roman" w:cs="Times New Roman"/>
+        </w:rPr>
+        <w:t>, OfferModel.js)</w:t>
       </w:r>
     </w:p>
     <w:p>
@@ -19083,7 +19517,35 @@
         <w:rPr>
           <w:rFonts w:ascii="Times New Roman" w:hAnsi="Times New Roman" w:cs="Times New Roman"/>
         </w:rPr>
-        <w:t xml:space="preserve"> camelCase (e.g., handleClick, userData)</w:t>
+        <w:t xml:space="preserve"> camelCase (e.g., </w:t>
+      </w:r>
+      <w:proofErr w:type="spellStart"/>
+      <w:r>
+        <w:rPr>
+          <w:rFonts w:ascii="Times New Roman" w:hAnsi="Times New Roman" w:cs="Times New Roman"/>
+        </w:rPr>
+        <w:t>handleClick</w:t>
+      </w:r>
+      <w:proofErr w:type="spellEnd"/>
+      <w:r>
+        <w:rPr>
+          <w:rFonts w:ascii="Times New Roman" w:hAnsi="Times New Roman" w:cs="Times New Roman"/>
+        </w:rPr>
+        <w:t xml:space="preserve">, </w:t>
+      </w:r>
+      <w:proofErr w:type="spellStart"/>
+      <w:r>
+        <w:rPr>
+          <w:rFonts w:ascii="Times New Roman" w:hAnsi="Times New Roman" w:cs="Times New Roman"/>
+        </w:rPr>
+        <w:t>userData</w:t>
+      </w:r>
+      <w:proofErr w:type="spellEnd"/>
+      <w:r>
+        <w:rPr>
+          <w:rFonts w:ascii="Times New Roman" w:hAnsi="Times New Roman" w:cs="Times New Roman"/>
+        </w:rPr>
+        <w:t>)</w:t>
       </w:r>
     </w:p>
     <w:p>
@@ -19135,7 +19597,35 @@
         <w:rPr>
           <w:rFonts w:ascii="Times New Roman" w:hAnsi="Times New Roman" w:cs="Times New Roman"/>
         </w:rPr>
-        <w:t xml:space="preserve"> camelCase (e.g., offerDetails, userSubscriptions)</w:t>
+        <w:t xml:space="preserve"> camelCase (e.g., </w:t>
+      </w:r>
+      <w:proofErr w:type="spellStart"/>
+      <w:r>
+        <w:rPr>
+          <w:rFonts w:ascii="Times New Roman" w:hAnsi="Times New Roman" w:cs="Times New Roman"/>
+        </w:rPr>
+        <w:t>offerDetails</w:t>
+      </w:r>
+      <w:proofErr w:type="spellEnd"/>
+      <w:r>
+        <w:rPr>
+          <w:rFonts w:ascii="Times New Roman" w:hAnsi="Times New Roman" w:cs="Times New Roman"/>
+        </w:rPr>
+        <w:t xml:space="preserve">, </w:t>
+      </w:r>
+      <w:proofErr w:type="spellStart"/>
+      <w:r>
+        <w:rPr>
+          <w:rFonts w:ascii="Times New Roman" w:hAnsi="Times New Roman" w:cs="Times New Roman"/>
+        </w:rPr>
+        <w:t>userSubscriptions</w:t>
+      </w:r>
+      <w:proofErr w:type="spellEnd"/>
+      <w:r>
+        <w:rPr>
+          <w:rFonts w:ascii="Times New Roman" w:hAnsi="Times New Roman" w:cs="Times New Roman"/>
+        </w:rPr>
+        <w:t>)</w:t>
       </w:r>
     </w:p>
     <w:p>
@@ -19146,6 +19636,7 @@
           <w:bCs/>
         </w:rPr>
       </w:pPr>
+      <w:proofErr w:type="gramStart"/>
       <w:r>
         <w:rPr>
           <w:rFonts w:ascii="Segoe UI Emoji" w:hAnsi="Segoe UI Emoji" w:cs="Segoe UI Emoji"/>
@@ -19162,6 +19653,7 @@
         </w:rPr>
         <w:t xml:space="preserve"> Code Structure</w:t>
       </w:r>
+      <w:proofErr w:type="gramEnd"/>
     </w:p>
     <w:p>
       <w:pPr>
@@ -20716,7 +21208,7 @@
           <w:noProof/>
         </w:rPr>
         <w:drawing>
-          <wp:inline distT="0" distB="0" distL="0" distR="0" wp14:anchorId="483FDB68" wp14:editId="2A4949C5">
+          <wp:inline distT="0" distB="0" distL="0" distR="0" wp14:anchorId="483FDB68" wp14:editId="7D0D4265">
             <wp:extent cx="2571839" cy="5574182"/>
             <wp:effectExtent l="0" t="0" r="0" b="7620"/>
             <wp:docPr id="1530969561" name="Picture 17"/>
@@ -21000,8 +21492,19 @@
                 <w:color w:val="000000"/>
                 <w:lang w:val="en-IN" w:eastAsia="en-IN"/>
               </w:rPr>
-              <w:t>Bhoomi Chavada</w:t>
-            </w:r>
+              <w:t xml:space="preserve">Bhoomi </w:t>
+            </w:r>
+            <w:proofErr w:type="spellStart"/>
+            <w:r>
+              <w:rPr>
+                <w:rFonts w:ascii="Times New Roman" w:eastAsia="Times New Roman" w:hAnsi="Times New Roman" w:cs="Times New Roman"/>
+                <w:b/>
+                <w:color w:val="000000"/>
+                <w:lang w:val="en-IN" w:eastAsia="en-IN"/>
+              </w:rPr>
+              <w:t>Chavada</w:t>
+            </w:r>
+            <w:proofErr w:type="spellEnd"/>
           </w:p>
         </w:tc>
       </w:tr>
@@ -21078,8 +21581,19 @@
                 <w:color w:val="000000"/>
                 <w:lang w:val="en-IN" w:eastAsia="en-IN"/>
               </w:rPr>
-              <w:t>Bhoomi Chavada</w:t>
-            </w:r>
+              <w:t xml:space="preserve">Bhoomi </w:t>
+            </w:r>
+            <w:proofErr w:type="spellStart"/>
+            <w:r>
+              <w:rPr>
+                <w:rFonts w:ascii="Times New Roman" w:eastAsia="Times New Roman" w:hAnsi="Times New Roman" w:cs="Times New Roman"/>
+                <w:b/>
+                <w:color w:val="000000"/>
+                <w:lang w:val="en-IN" w:eastAsia="en-IN"/>
+              </w:rPr>
+              <w:t>Chavada</w:t>
+            </w:r>
+            <w:proofErr w:type="spellEnd"/>
           </w:p>
         </w:tc>
       </w:tr>
@@ -21213,8 +21727,19 @@
                 <w:color w:val="000000"/>
                 <w:lang w:val="en-IN" w:eastAsia="en-IN"/>
               </w:rPr>
-              <w:t>Bhoomi Chavada</w:t>
-            </w:r>
+              <w:t xml:space="preserve">Bhoomi </w:t>
+            </w:r>
+            <w:proofErr w:type="spellStart"/>
+            <w:r>
+              <w:rPr>
+                <w:rFonts w:ascii="Times New Roman" w:eastAsia="Times New Roman" w:hAnsi="Times New Roman" w:cs="Times New Roman"/>
+                <w:b/>
+                <w:color w:val="000000"/>
+                <w:lang w:val="en-IN" w:eastAsia="en-IN"/>
+              </w:rPr>
+              <w:t>Chavada</w:t>
+            </w:r>
+            <w:proofErr w:type="spellEnd"/>
           </w:p>
         </w:tc>
       </w:tr>
@@ -21270,7 +21795,16 @@
                 <w:color w:val="000000"/>
                 <w:lang w:val="en-IN" w:eastAsia="en-IN"/>
               </w:rPr>
-              <w:t>March 1</w:t>
+              <w:t>Feb</w:t>
+            </w:r>
+            <w:r>
+              <w:rPr>
+                <w:rFonts w:ascii="Times New Roman" w:eastAsia="Times New Roman" w:hAnsi="Times New Roman" w:cs="Times New Roman"/>
+                <w:b/>
+                <w:color w:val="000000"/>
+                <w:lang w:val="en-IN" w:eastAsia="en-IN"/>
+              </w:rPr>
+              <w:t xml:space="preserve"> 1</w:t>
             </w:r>
             <w:r>
               <w:rPr>
@@ -21601,7 +22135,51 @@
                 <w:color w:val="000000" w:themeColor="text1"/>
                 <w:lang w:val="en-IN"/>
               </w:rPr>
-              <w:t>The admin has full control over platform management, including handling user accounts, restaurant owners, and analyzing user behavior. Based on user activity and preferences, admins and restaurant owners can offer personalized discounts and services. The system is designed to be scalable, allowing future expansion into different types of offers and possibly partnering with platforms like Zomato, Swiggy, or new learning or subscription-based platforms. Pocket Buddy also provides restaurant owners a trusted platform to promote their business digitally.</w:t>
+              <w:t xml:space="preserve">The admin has full control over platform management, including handling user accounts, restaurant owners, and </w:t>
+            </w:r>
+            <w:proofErr w:type="spellStart"/>
+            <w:r>
+              <w:rPr>
+                <w:rFonts w:ascii="Times New Roman" w:hAnsi="Times New Roman" w:cs="Times New Roman"/>
+                <w:b/>
+                <w:bCs/>
+                <w:color w:val="000000" w:themeColor="text1"/>
+                <w:lang w:val="en-IN"/>
+              </w:rPr>
+              <w:t>analyzing</w:t>
+            </w:r>
+            <w:proofErr w:type="spellEnd"/>
+            <w:r>
+              <w:rPr>
+                <w:rFonts w:ascii="Times New Roman" w:hAnsi="Times New Roman" w:cs="Times New Roman"/>
+                <w:b/>
+                <w:bCs/>
+                <w:color w:val="000000" w:themeColor="text1"/>
+                <w:lang w:val="en-IN"/>
+              </w:rPr>
+              <w:t xml:space="preserve"> user </w:t>
+            </w:r>
+            <w:proofErr w:type="spellStart"/>
+            <w:r>
+              <w:rPr>
+                <w:rFonts w:ascii="Times New Roman" w:hAnsi="Times New Roman" w:cs="Times New Roman"/>
+                <w:b/>
+                <w:bCs/>
+                <w:color w:val="000000" w:themeColor="text1"/>
+                <w:lang w:val="en-IN"/>
+              </w:rPr>
+              <w:t>behavior</w:t>
+            </w:r>
+            <w:proofErr w:type="spellEnd"/>
+            <w:r>
+              <w:rPr>
+                <w:rFonts w:ascii="Times New Roman" w:hAnsi="Times New Roman" w:cs="Times New Roman"/>
+                <w:b/>
+                <w:bCs/>
+                <w:color w:val="000000" w:themeColor="text1"/>
+                <w:lang w:val="en-IN"/>
+              </w:rPr>
+              <w:t>. Based on user activity and preferences, admins and restaurant owners can offer personalized discounts and services. The system is designed to be scalable, allowing future expansion into different types of offers and possibly partnering with platforms like Zomato, Swiggy, or new learning or subscription-based platforms. Pocket Buddy also provides restaurant owners a trusted platform to promote their business digitally.</w:t>
             </w:r>
           </w:p>
         </w:tc>
@@ -22166,7 +22744,21 @@
         <w:rPr>
           <w:rFonts w:ascii="Times New Roman" w:hAnsi="Times New Roman" w:cs="Times New Roman"/>
         </w:rPr>
-        <w:t>Integrated subscription-based access with Razorpay for payments.</w:t>
+        <w:t xml:space="preserve">Integrated subscription-based access with </w:t>
+      </w:r>
+      <w:proofErr w:type="spellStart"/>
+      <w:r>
+        <w:rPr>
+          <w:rFonts w:ascii="Times New Roman" w:hAnsi="Times New Roman" w:cs="Times New Roman"/>
+        </w:rPr>
+        <w:t>Razorpay</w:t>
+      </w:r>
+      <w:proofErr w:type="spellEnd"/>
+      <w:r>
+        <w:rPr>
+          <w:rFonts w:ascii="Times New Roman" w:hAnsi="Times New Roman" w:cs="Times New Roman"/>
+        </w:rPr>
+        <w:t xml:space="preserve"> for payments.</w:t>
       </w:r>
     </w:p>
     <w:p>
@@ -23844,13 +24436,23 @@
                 <w:lang w:bidi="ar-SA"/>
               </w:rPr>
             </w:pPr>
-            <w:r>
-              <w:rPr>
-                <w:rFonts w:ascii="Times New Roman" w:eastAsia="Times New Roman" w:hAnsi="Times New Roman" w:cs="Times New Roman"/>
-                <w:color w:val="000000"/>
-                <w:lang w:bidi="ar-SA"/>
-              </w:rPr>
-              <w:t>Offer Model CRUD</w:t>
+            <w:proofErr w:type="gramStart"/>
+            <w:r>
+              <w:rPr>
+                <w:rFonts w:ascii="Times New Roman" w:eastAsia="Times New Roman" w:hAnsi="Times New Roman" w:cs="Times New Roman"/>
+                <w:color w:val="000000"/>
+                <w:lang w:bidi="ar-SA"/>
+              </w:rPr>
+              <w:t>Offer</w:t>
+            </w:r>
+            <w:proofErr w:type="gramEnd"/>
+            <w:r>
+              <w:rPr>
+                <w:rFonts w:ascii="Times New Roman" w:eastAsia="Times New Roman" w:hAnsi="Times New Roman" w:cs="Times New Roman"/>
+                <w:color w:val="000000"/>
+                <w:lang w:bidi="ar-SA"/>
+              </w:rPr>
+              <w:t xml:space="preserve"> Model CRUD</w:t>
             </w:r>
           </w:p>
         </w:tc>
@@ -26266,13 +26868,23 @@
                 <w:lang w:bidi="ar-SA"/>
               </w:rPr>
             </w:pPr>
-            <w:r>
-              <w:rPr>
-                <w:rFonts w:ascii="Times New Roman" w:eastAsia="Times New Roman" w:hAnsi="Times New Roman" w:cs="Times New Roman"/>
-                <w:color w:val="000000"/>
-                <w:lang w:bidi="ar-SA"/>
-              </w:rPr>
-              <w:t>Razorpay Integration</w:t>
+            <w:proofErr w:type="spellStart"/>
+            <w:r>
+              <w:rPr>
+                <w:rFonts w:ascii="Times New Roman" w:eastAsia="Times New Roman" w:hAnsi="Times New Roman" w:cs="Times New Roman"/>
+                <w:color w:val="000000"/>
+                <w:lang w:bidi="ar-SA"/>
+              </w:rPr>
+              <w:t>Razorpay</w:t>
+            </w:r>
+            <w:proofErr w:type="spellEnd"/>
+            <w:r>
+              <w:rPr>
+                <w:rFonts w:ascii="Times New Roman" w:eastAsia="Times New Roman" w:hAnsi="Times New Roman" w:cs="Times New Roman"/>
+                <w:color w:val="000000"/>
+                <w:lang w:bidi="ar-SA"/>
+              </w:rPr>
+              <w:t xml:space="preserve"> Integration</w:t>
             </w:r>
           </w:p>
         </w:tc>
@@ -26812,8 +27424,18 @@
                 <w:color w:val="000000"/>
                 <w:lang w:bidi="ar-SA"/>
               </w:rPr>
-              <w:t>Restrict Non-Subscribers</w:t>
-            </w:r>
+              <w:t xml:space="preserve">Restrict </w:t>
+            </w:r>
+            <w:proofErr w:type="gramStart"/>
+            <w:r>
+              <w:rPr>
+                <w:rFonts w:ascii="Times New Roman" w:eastAsia="Times New Roman" w:hAnsi="Times New Roman" w:cs="Times New Roman"/>
+                <w:color w:val="000000"/>
+                <w:lang w:bidi="ar-SA"/>
+              </w:rPr>
+              <w:t>Non-Subscribers</w:t>
+            </w:r>
+            <w:proofErr w:type="gramEnd"/>
           </w:p>
         </w:tc>
         <w:tc>
@@ -28182,7 +28804,25 @@
                 <w:color w:val="000000"/>
                 <w:lang w:bidi="ar-SA"/>
               </w:rPr>
-              <w:t>Track who has active plans and manage billing status</w:t>
+              <w:t xml:space="preserve">Track who has active plans and </w:t>
+            </w:r>
+            <w:proofErr w:type="gramStart"/>
+            <w:r>
+              <w:rPr>
+                <w:rFonts w:ascii="Times New Roman" w:eastAsia="Times New Roman" w:hAnsi="Times New Roman" w:cs="Times New Roman"/>
+                <w:color w:val="000000"/>
+                <w:lang w:bidi="ar-SA"/>
+              </w:rPr>
+              <w:t>manage</w:t>
+            </w:r>
+            <w:proofErr w:type="gramEnd"/>
+            <w:r>
+              <w:rPr>
+                <w:rFonts w:ascii="Times New Roman" w:eastAsia="Times New Roman" w:hAnsi="Times New Roman" w:cs="Times New Roman"/>
+                <w:color w:val="000000"/>
+                <w:lang w:bidi="ar-SA"/>
+              </w:rPr>
+              <w:t xml:space="preserve"> billing status</w:t>
             </w:r>
           </w:p>
         </w:tc>
@@ -30131,13 +30771,23 @@
                 <w:lang w:bidi="ar-SA"/>
               </w:rPr>
             </w:pPr>
-            <w:r>
-              <w:rPr>
-                <w:rFonts w:ascii="Times New Roman" w:eastAsia="Times New Roman" w:hAnsi="Times New Roman" w:cs="Times New Roman"/>
-                <w:color w:val="000000"/>
-                <w:lang w:bidi="ar-SA"/>
-              </w:rPr>
-              <w:t>View Credit Card Details</w:t>
+            <w:proofErr w:type="gramStart"/>
+            <w:r>
+              <w:rPr>
+                <w:rFonts w:ascii="Times New Roman" w:eastAsia="Times New Roman" w:hAnsi="Times New Roman" w:cs="Times New Roman"/>
+                <w:color w:val="000000"/>
+                <w:lang w:bidi="ar-SA"/>
+              </w:rPr>
+              <w:t>View Credit</w:t>
+            </w:r>
+            <w:proofErr w:type="gramEnd"/>
+            <w:r>
+              <w:rPr>
+                <w:rFonts w:ascii="Times New Roman" w:eastAsia="Times New Roman" w:hAnsi="Times New Roman" w:cs="Times New Roman"/>
+                <w:color w:val="000000"/>
+                <w:lang w:bidi="ar-SA"/>
+              </w:rPr>
+              <w:t xml:space="preserve"> Card Details</w:t>
             </w:r>
           </w:p>
         </w:tc>
@@ -34673,7 +35323,25 @@
                 <w:color w:val="000000"/>
                 <w:lang w:bidi="ar-SA"/>
               </w:rPr>
-              <w:t>- Razorpay Integration (Frontend)</w:t>
+              <w:t xml:space="preserve">- </w:t>
+            </w:r>
+            <w:proofErr w:type="spellStart"/>
+            <w:r>
+              <w:rPr>
+                <w:rFonts w:ascii="Times New Roman" w:eastAsia="Times New Roman" w:hAnsi="Times New Roman" w:cs="Times New Roman"/>
+                <w:color w:val="000000"/>
+                <w:lang w:bidi="ar-SA"/>
+              </w:rPr>
+              <w:t>Razorpay</w:t>
+            </w:r>
+            <w:proofErr w:type="spellEnd"/>
+            <w:r>
+              <w:rPr>
+                <w:rFonts w:ascii="Times New Roman" w:eastAsia="Times New Roman" w:hAnsi="Times New Roman" w:cs="Times New Roman"/>
+                <w:color w:val="000000"/>
+                <w:lang w:bidi="ar-SA"/>
+              </w:rPr>
+              <w:t xml:space="preserve"> Integration (Frontend)</w:t>
             </w:r>
           </w:p>
         </w:tc>
@@ -36881,8 +37549,16 @@
         <w:rPr>
           <w:rFonts w:ascii="Times New Roman" w:hAnsi="Times New Roman" w:cs="Times New Roman"/>
         </w:rPr>
-        <w:t xml:space="preserve"> &amp; Bhoomi Chavada</w:t>
-      </w:r>
+        <w:t xml:space="preserve"> &amp; Bhoomi </w:t>
+      </w:r>
+      <w:proofErr w:type="spellStart"/>
+      <w:r>
+        <w:rPr>
+          <w:rFonts w:ascii="Times New Roman" w:hAnsi="Times New Roman" w:cs="Times New Roman"/>
+        </w:rPr>
+        <w:t>Chavada</w:t>
+      </w:r>
+      <w:proofErr w:type="spellEnd"/>
     </w:p>
     <w:tbl>
       <w:tblPr>
@@ -37918,8 +38594,16 @@
         <w:rPr>
           <w:rFonts w:ascii="Times New Roman" w:hAnsi="Times New Roman" w:cs="Times New Roman"/>
         </w:rPr>
-        <w:t>, Bhoomi Chavada</w:t>
-      </w:r>
+        <w:t xml:space="preserve">, Bhoomi </w:t>
+      </w:r>
+      <w:proofErr w:type="spellStart"/>
+      <w:r>
+        <w:rPr>
+          <w:rFonts w:ascii="Times New Roman" w:hAnsi="Times New Roman" w:cs="Times New Roman"/>
+        </w:rPr>
+        <w:t>Chavada</w:t>
+      </w:r>
+      <w:proofErr w:type="spellEnd"/>
     </w:p>
     <w:p>
       <w:pPr>
@@ -39340,12 +40024,14 @@
           <w:rFonts w:ascii="Times New Roman" w:hAnsi="Times New Roman" w:cs="Times New Roman"/>
         </w:rPr>
       </w:pPr>
+      <w:proofErr w:type="spellStart"/>
       <w:r>
         <w:rPr>
           <w:rFonts w:ascii="Times New Roman" w:hAnsi="Times New Roman" w:cs="Times New Roman"/>
         </w:rPr>
         <w:t>Razorpay</w:t>
       </w:r>
+      <w:proofErr w:type="spellEnd"/>
       <w:r>
         <w:rPr>
           <w:rStyle w:val="Strong"/>
@@ -39446,7 +40132,21 @@
         <w:rPr>
           <w:rFonts w:ascii="Times New Roman" w:hAnsi="Times New Roman" w:cs="Times New Roman"/>
         </w:rPr>
-        <w:t>UI/UX References – Dribbble, Figma Community Templates</w:t>
+        <w:t xml:space="preserve">UI/UX References – </w:t>
+      </w:r>
+      <w:proofErr w:type="spellStart"/>
+      <w:r>
+        <w:rPr>
+          <w:rFonts w:ascii="Times New Roman" w:hAnsi="Times New Roman" w:cs="Times New Roman"/>
+        </w:rPr>
+        <w:t>Dribbble</w:t>
+      </w:r>
+      <w:proofErr w:type="spellEnd"/>
+      <w:r>
+        <w:rPr>
+          <w:rFonts w:ascii="Times New Roman" w:hAnsi="Times New Roman" w:cs="Times New Roman"/>
+        </w:rPr>
+        <w:t>, Figma Community Templates</w:t>
       </w:r>
     </w:p>
     <w:p>
@@ -39732,7 +40432,7 @@
         <v:path o:extrusionok="f" gradientshapeok="t" o:connecttype="rect"/>
         <o:lock v:ext="edit" aspectratio="t"/>
       </v:shapetype>
-      <v:shape id="Picture 2" o:spid="_x0000_i1025" type="#_x0000_t75" style="width:11.5pt;height:11.5pt;visibility:visible;mso-wrap-style:square" o:bullet="t">
+      <v:shape id="Picture 2" o:spid="_x0000_i1025" type="#_x0000_t75" style="width:11.3pt;height:11.3pt;visibility:visible;mso-wrap-style:square" o:bullet="t">
         <v:imagedata r:id="rId1" o:title="msoE07C"/>
       </v:shape>
     </w:pict>
